--- a/supabase/seeds/peticoes-templates/registro_publico.docx
+++ b/supabase/seeds/peticoes-templates/registro_publico.docx
@@ -36,7 +36,7 @@
           <w:szCs w:val="24"/>
           <w:rtl w:val="0"/>
         </w:rPr>
-        <w:t xml:space="preserve">{{ENDERECAMENTO_JUIZO}}</w:t>
+        <w:t xml:space="preserve">{{ENDERECAMENTO_JUIZO}} </w:t>
       </w:r>
       <w:r/>
       <w:r>
@@ -140,7 +140,7 @@
           <w:szCs w:val="24"/>
           <w:rtl w:val="0"/>
         </w:rPr>
-        <w:t xml:space="preserve">{{NOME_CESSIONARIO}}</w:t>
+        <w:t xml:space="preserve">{{NOME_CESSIONARIO}} </w:t>
       </w:r>
       <w:r/>
       <w:r>
